--- a/docs/FLOW_SAFETY_MULTILAYER.docx
+++ b/docs/FLOW_SAFETY_MULTILAYER.docx
@@ -215,7 +215,7 @@
           <w:highlight w:val="black"/>
           <w:lang w:eastAsia="en-US"/>
         </w:rPr>
-        <w:t>git clone --branch acceptance-multilayer-20261026 --single-branch \</w:t>
+        <w:t>git clone --branch acceptance-multilayer-20261026-v2 --single-branch \</w:t>
         <w:br/>
         <w:t xml:space="preserve">  https://github.com/hlcccc/MSRC.git msrc_multilayer</w:t>
         <w:br/>
